--- a/src/spring/orm/ORM.docx
+++ b/src/spring/orm/ORM.docx
@@ -1058,6 +1058,192 @@
     </w:p>
     <w:p>
       <w:pPr>
+        <w:rPr>
+          <w:b/>
+          <w:bCs/>
+        </w:rPr>
+      </w:pPr>
+      <w:r>
+        <w:rPr>
+          <w:b/>
+          <w:bCs/>
+        </w:rPr>
+        <w:t>3. Spring Data JPA</w:t>
+      </w:r>
+    </w:p>
+    <w:p>
+      <w:pPr>
+        <w:numPr>
+          <w:ilvl w:val="0"/>
+          <w:numId w:val="9"/>
+        </w:numPr>
+      </w:pPr>
+      <w:r>
+        <w:t xml:space="preserve">Spring Data JPA là </w:t>
+      </w:r>
+      <w:r>
+        <w:rPr>
+          <w:b/>
+          <w:bCs/>
+        </w:rPr>
+        <w:t>thư viện của Spring</w:t>
+      </w:r>
+      <w:r>
+        <w:t xml:space="preserve"> để </w:t>
+      </w:r>
+      <w:r>
+        <w:rPr>
+          <w:b/>
+          <w:bCs/>
+        </w:rPr>
+        <w:t>tích hợp JPA vào Spring</w:t>
+      </w:r>
+      <w:r>
+        <w:t xml:space="preserve"> một cách tiện lợi:</w:t>
+      </w:r>
+    </w:p>
+    <w:p>
+      <w:pPr>
+        <w:numPr>
+          <w:ilvl w:val="1"/>
+          <w:numId w:val="9"/>
+        </w:numPr>
+      </w:pPr>
+      <w:r>
+        <w:t xml:space="preserve">Tạo </w:t>
+      </w:r>
+      <w:r>
+        <w:rPr>
+          <w:b/>
+          <w:bCs/>
+        </w:rPr>
+        <w:t>Repository interface</w:t>
+      </w:r>
+      <w:r>
+        <w:t xml:space="preserve"> → Spring </w:t>
+      </w:r>
+      <w:proofErr w:type="gramStart"/>
+      <w:r>
+        <w:t>tự generate</w:t>
+      </w:r>
+      <w:proofErr w:type="gramEnd"/>
+      <w:r>
+        <w:t xml:space="preserve"> code CRUD query.</w:t>
+      </w:r>
+    </w:p>
+    <w:p>
+      <w:pPr>
+        <w:numPr>
+          <w:ilvl w:val="1"/>
+          <w:numId w:val="9"/>
+        </w:numPr>
+      </w:pPr>
+      <w:r>
+        <w:t xml:space="preserve">Hỗ trợ </w:t>
+      </w:r>
+      <w:r>
+        <w:rPr>
+          <w:b/>
+          <w:bCs/>
+        </w:rPr>
+        <w:t>Paging, Sorting, Query bằng method name hoặc @Query</w:t>
+      </w:r>
+      <w:r>
+        <w:t>.</w:t>
+      </w:r>
+    </w:p>
+    <w:p>
+      <w:pPr>
+        <w:numPr>
+          <w:ilvl w:val="1"/>
+          <w:numId w:val="9"/>
+        </w:numPr>
+      </w:pPr>
+      <w:r>
+        <w:t>Quản lý transaction dễ dàng với Spring @Transactional.</w:t>
+      </w:r>
+    </w:p>
+    <w:p>
+      <w:pPr>
+        <w:numPr>
+          <w:ilvl w:val="0"/>
+          <w:numId w:val="9"/>
+        </w:numPr>
+      </w:pPr>
+      <w:r>
+        <w:rPr>
+          <w:b/>
+          <w:bCs/>
+        </w:rPr>
+        <w:t>Như vậy:</w:t>
+      </w:r>
+    </w:p>
+    <w:p>
+      <w:pPr>
+        <w:numPr>
+          <w:ilvl w:val="0"/>
+          <w:numId w:val="9"/>
+        </w:numPr>
+      </w:pPr>
+      <w:r>
+        <w:t>Spring Data JPA = Layer Spring tiện lợi</w:t>
+      </w:r>
+    </w:p>
+    <w:p>
+      <w:pPr>
+        <w:numPr>
+          <w:ilvl w:val="0"/>
+          <w:numId w:val="9"/>
+        </w:numPr>
+      </w:pPr>
+      <w:r>
+        <w:t>JPA = Specification (chuẩn ORM)</w:t>
+      </w:r>
+    </w:p>
+    <w:p>
+      <w:pPr>
+        <w:numPr>
+          <w:ilvl w:val="0"/>
+          <w:numId w:val="9"/>
+        </w:numPr>
+      </w:pPr>
+      <w:r>
+        <w:t>Hibernate = Implementation JPA (ORM engine thực sự)</w:t>
+      </w:r>
+    </w:p>
+    <w:p>
+      <w:pPr>
+        <w:numPr>
+          <w:ilvl w:val="0"/>
+          <w:numId w:val="9"/>
+        </w:numPr>
+      </w:pPr>
+      <w:r>
+        <w:t xml:space="preserve">Bạn vẫn có thể </w:t>
+      </w:r>
+      <w:r>
+        <w:rPr>
+          <w:b/>
+          <w:bCs/>
+        </w:rPr>
+        <w:t>dùng Hibernate trực tiếp</w:t>
+      </w:r>
+      <w:r>
+        <w:t xml:space="preserve"> mà không cần Spring Data JPA, nhưng Spring Data JPA giúp </w:t>
+      </w:r>
+      <w:r>
+        <w:rPr>
+          <w:b/>
+          <w:bCs/>
+        </w:rPr>
+        <w:t>giảm boilerplate code</w:t>
+      </w:r>
+      <w:r>
+        <w:t>.</w:t>
+      </w:r>
+    </w:p>
+    <w:p>
+      <w:pPr>
         <w:pStyle w:val="ListParagraph"/>
         <w:numPr>
           <w:ilvl w:val="0"/>
@@ -1073,304 +1259,6 @@
           <w:b/>
           <w:bCs/>
         </w:rPr>
-        <w:t>Spring Data JPA</w:t>
-      </w:r>
-    </w:p>
-    <w:p>
-      <w:pPr>
-        <w:numPr>
-          <w:ilvl w:val="0"/>
-          <w:numId w:val="8"/>
-        </w:numPr>
-      </w:pPr>
-      <w:r>
-        <w:t xml:space="preserve">Spring Data JPA là </w:t>
-      </w:r>
-      <w:r>
-        <w:rPr>
-          <w:b/>
-          <w:bCs/>
-        </w:rPr>
-        <w:t>thư viện của Spring</w:t>
-      </w:r>
-      <w:r>
-        <w:t xml:space="preserve"> để </w:t>
-      </w:r>
-      <w:r>
-        <w:rPr>
-          <w:b/>
-          <w:bCs/>
-        </w:rPr>
-        <w:t>tích hợp JPA vào Spring</w:t>
-      </w:r>
-      <w:r>
-        <w:t xml:space="preserve"> một cách tiện lợi:</w:t>
-      </w:r>
-    </w:p>
-    <w:p>
-      <w:pPr>
-        <w:numPr>
-          <w:ilvl w:val="1"/>
-          <w:numId w:val="8"/>
-        </w:numPr>
-      </w:pPr>
-      <w:r>
-        <w:t xml:space="preserve">Tạo </w:t>
-      </w:r>
-      <w:r>
-        <w:rPr>
-          <w:b/>
-          <w:bCs/>
-        </w:rPr>
-        <w:t>Repository interface</w:t>
-      </w:r>
-      <w:r>
-        <w:t xml:space="preserve"> → Spring </w:t>
-      </w:r>
-      <w:proofErr w:type="gramStart"/>
-      <w:r>
-        <w:t>tự generate</w:t>
-      </w:r>
-      <w:proofErr w:type="gramEnd"/>
-      <w:r>
-        <w:t xml:space="preserve"> code CRUD query.</w:t>
-      </w:r>
-    </w:p>
-    <w:p>
-      <w:pPr>
-        <w:numPr>
-          <w:ilvl w:val="1"/>
-          <w:numId w:val="8"/>
-        </w:numPr>
-      </w:pPr>
-      <w:r>
-        <w:t xml:space="preserve">Hỗ trợ </w:t>
-      </w:r>
-      <w:r>
-        <w:rPr>
-          <w:b/>
-          <w:bCs/>
-        </w:rPr>
-        <w:t>Paging, Sorting, Query bằng method name hoặc @Query</w:t>
-      </w:r>
-      <w:r>
-        <w:t>.</w:t>
-      </w:r>
-    </w:p>
-    <w:p>
-      <w:pPr>
-        <w:numPr>
-          <w:ilvl w:val="1"/>
-          <w:numId w:val="8"/>
-        </w:numPr>
-      </w:pPr>
-      <w:r>
-        <w:t>Quản lý transaction dễ dàng với Spring @Transactional.</w:t>
-      </w:r>
-    </w:p>
-    <w:p>
-      <w:pPr>
-        <w:rPr>
-          <w:b/>
-          <w:bCs/>
-        </w:rPr>
-      </w:pPr>
-      <w:r>
-        <w:rPr>
-          <w:b/>
-          <w:bCs/>
-        </w:rPr>
-        <w:t>3. Spring Data JPA</w:t>
-      </w:r>
-    </w:p>
-    <w:p>
-      <w:pPr>
-        <w:numPr>
-          <w:ilvl w:val="0"/>
-          <w:numId w:val="9"/>
-        </w:numPr>
-      </w:pPr>
-      <w:r>
-        <w:t xml:space="preserve">Spring Data JPA là </w:t>
-      </w:r>
-      <w:r>
-        <w:rPr>
-          <w:b/>
-          <w:bCs/>
-        </w:rPr>
-        <w:t>thư viện của Spring</w:t>
-      </w:r>
-      <w:r>
-        <w:t xml:space="preserve"> để </w:t>
-      </w:r>
-      <w:r>
-        <w:rPr>
-          <w:b/>
-          <w:bCs/>
-        </w:rPr>
-        <w:t>tích hợp JPA vào Spring</w:t>
-      </w:r>
-      <w:r>
-        <w:t xml:space="preserve"> một cách tiện lợi:</w:t>
-      </w:r>
-    </w:p>
-    <w:p>
-      <w:pPr>
-        <w:numPr>
-          <w:ilvl w:val="1"/>
-          <w:numId w:val="9"/>
-        </w:numPr>
-      </w:pPr>
-      <w:r>
-        <w:t xml:space="preserve">Tạo </w:t>
-      </w:r>
-      <w:r>
-        <w:rPr>
-          <w:b/>
-          <w:bCs/>
-        </w:rPr>
-        <w:t>Repository interface</w:t>
-      </w:r>
-      <w:r>
-        <w:t xml:space="preserve"> → Spring </w:t>
-      </w:r>
-      <w:proofErr w:type="gramStart"/>
-      <w:r>
-        <w:t>tự generate</w:t>
-      </w:r>
-      <w:proofErr w:type="gramEnd"/>
-      <w:r>
-        <w:t xml:space="preserve"> code CRUD query.</w:t>
-      </w:r>
-    </w:p>
-    <w:p>
-      <w:pPr>
-        <w:numPr>
-          <w:ilvl w:val="1"/>
-          <w:numId w:val="9"/>
-        </w:numPr>
-      </w:pPr>
-      <w:r>
-        <w:t xml:space="preserve">Hỗ trợ </w:t>
-      </w:r>
-      <w:r>
-        <w:rPr>
-          <w:b/>
-          <w:bCs/>
-        </w:rPr>
-        <w:t>Paging, Sorting, Query bằng method name hoặc @Query</w:t>
-      </w:r>
-      <w:r>
-        <w:t>.</w:t>
-      </w:r>
-    </w:p>
-    <w:p>
-      <w:pPr>
-        <w:numPr>
-          <w:ilvl w:val="1"/>
-          <w:numId w:val="9"/>
-        </w:numPr>
-      </w:pPr>
-      <w:r>
-        <w:t>Quản lý transaction dễ dàng với Spring @Transactional.</w:t>
-      </w:r>
-    </w:p>
-    <w:p>
-      <w:pPr>
-        <w:numPr>
-          <w:ilvl w:val="0"/>
-          <w:numId w:val="9"/>
-        </w:numPr>
-      </w:pPr>
-      <w:r>
-        <w:rPr>
-          <w:b/>
-          <w:bCs/>
-        </w:rPr>
-        <w:t>Như vậy:</w:t>
-      </w:r>
-    </w:p>
-    <w:p>
-      <w:pPr>
-        <w:numPr>
-          <w:ilvl w:val="0"/>
-          <w:numId w:val="9"/>
-        </w:numPr>
-      </w:pPr>
-      <w:r>
-        <w:t>Spring Data JPA = Layer Spring tiện lợi</w:t>
-      </w:r>
-    </w:p>
-    <w:p>
-      <w:pPr>
-        <w:numPr>
-          <w:ilvl w:val="0"/>
-          <w:numId w:val="9"/>
-        </w:numPr>
-      </w:pPr>
-      <w:r>
-        <w:t>JPA = Specification (chuẩn ORM)</w:t>
-      </w:r>
-    </w:p>
-    <w:p>
-      <w:pPr>
-        <w:numPr>
-          <w:ilvl w:val="0"/>
-          <w:numId w:val="9"/>
-        </w:numPr>
-      </w:pPr>
-      <w:r>
-        <w:t>Hibernate = Implementation JPA (ORM engine thực sự)</w:t>
-      </w:r>
-    </w:p>
-    <w:p>
-      <w:pPr>
-        <w:numPr>
-          <w:ilvl w:val="0"/>
-          <w:numId w:val="9"/>
-        </w:numPr>
-      </w:pPr>
-      <w:r>
-        <w:t xml:space="preserve">Bạn vẫn có thể </w:t>
-      </w:r>
-      <w:r>
-        <w:rPr>
-          <w:b/>
-          <w:bCs/>
-        </w:rPr>
-        <w:t>dùng Hibernate trực tiếp</w:t>
-      </w:r>
-      <w:r>
-        <w:t xml:space="preserve"> mà không cần Spring Data JPA, nhưng Spring Data JPA giúp </w:t>
-      </w:r>
-      <w:r>
-        <w:rPr>
-          <w:b/>
-          <w:bCs/>
-        </w:rPr>
-        <w:t>giảm boilerplate code</w:t>
-      </w:r>
-      <w:r>
-        <w:t>.</w:t>
-      </w:r>
-    </w:p>
-    <w:p>
-      <w:pPr>
-        <w:pStyle w:val="ListParagraph"/>
-        <w:numPr>
-          <w:ilvl w:val="0"/>
-          <w:numId w:val="1"/>
-        </w:numPr>
-        <w:rPr>
-          <w:b/>
-          <w:bCs/>
-        </w:rPr>
-      </w:pPr>
-      <w:r>
-        <w:rPr>
-          <w:b/>
-          <w:bCs/>
-        </w:rPr>
         <w:t>Tóm tắt</w:t>
       </w:r>
     </w:p>
@@ -1382,7 +1270,6 @@
         </w:numPr>
       </w:pPr>
       <w:r>
-        <w:lastRenderedPageBreak/>
         <w:t>JPA → Chuẩn ORM trong Java.</w:t>
       </w:r>
     </w:p>
@@ -1449,6 +1336,7 @@
           <w:b/>
           <w:bCs/>
         </w:rPr>
+        <w:lastRenderedPageBreak/>
         <w:t>@ManyToOne – Nhiều → Một</w:t>
       </w:r>
     </w:p>
@@ -2053,7 +1941,6 @@
         </w:numPr>
       </w:pPr>
       <w:r>
-        <w:lastRenderedPageBreak/>
         <w:t xml:space="preserve">@ManyToOne ở </w:t>
       </w:r>
       <w:r>
@@ -2154,6 +2041,7 @@
         </w:numPr>
       </w:pPr>
       <w:r>
+        <w:lastRenderedPageBreak/>
         <w:t>Dùng cascade = CascadeType.ALL hoặc PERSIST/REMOVE để đồng bộ con tự động khi cha thay đổi.</w:t>
       </w:r>
     </w:p>
@@ -2541,7 +2429,6 @@
     </w:p>
     <w:p>
       <w:r>
-        <w:lastRenderedPageBreak/>
         <w:t xml:space="preserve">    private Long </w:t>
       </w:r>
       <w:proofErr w:type="gramStart"/>
@@ -2598,6 +2485,7 @@
         </w:numPr>
       </w:pPr>
       <w:r>
+        <w:lastRenderedPageBreak/>
         <w:t>Khi xóa Department → tự động xóa Employee liên kết.</w:t>
       </w:r>
     </w:p>
@@ -2961,7 +2849,6 @@
           <w:b/>
           <w:bCs/>
         </w:rPr>
-        <w:lastRenderedPageBreak/>
         <w:t>EAGER</w:t>
       </w:r>
       <w:r>
@@ -3207,6 +3094,7 @@
           </w:tcPr>
           <w:p>
             <w:r>
+              <w:lastRenderedPageBreak/>
               <w:t>@ManyToMany</w:t>
             </w:r>
           </w:p>
@@ -3491,7 +3379,84 @@
     </w:p>
     <w:p>
       <w:r>
+        <w:t xml:space="preserve">    private Long </w:t>
+      </w:r>
+      <w:proofErr w:type="gramStart"/>
+      <w:r>
+        <w:t>id;</w:t>
+      </w:r>
+      <w:proofErr w:type="gramEnd"/>
+    </w:p>
+    <w:p>
+      <w:r>
+        <w:t xml:space="preserve">    private String </w:t>
+      </w:r>
+      <w:proofErr w:type="gramStart"/>
+      <w:r>
+        <w:t>name;</w:t>
+      </w:r>
+      <w:proofErr w:type="gramEnd"/>
+    </w:p>
+    <w:p>
+      <w:r>
+        <w:t xml:space="preserve">    private int </w:t>
+      </w:r>
+      <w:proofErr w:type="gramStart"/>
+      <w:r>
+        <w:t>age;</w:t>
+      </w:r>
+      <w:proofErr w:type="gramEnd"/>
+    </w:p>
+    <w:p>
+      <w:r>
+        <w:t xml:space="preserve">    // getter/setter</w:t>
+      </w:r>
+    </w:p>
+    <w:p>
+      <w:r>
+        <w:t>}</w:t>
+      </w:r>
+    </w:p>
+    <w:p>
+      <w:pPr>
+        <w:rPr>
+          <w:b/>
+          <w:bCs/>
+        </w:rPr>
+      </w:pPr>
+      <w:r>
+        <w:rPr>
+          <w:b/>
+          <w:bCs/>
+        </w:rPr>
         <w:lastRenderedPageBreak/>
+        <w:t>Entity</w:t>
+      </w:r>
+    </w:p>
+    <w:p>
+      <w:proofErr w:type="gramStart"/>
+      <w:r>
+        <w:t>@Entity</w:t>
+      </w:r>
+      <w:proofErr w:type="gramEnd"/>
+    </w:p>
+    <w:p>
+      <w:r>
+        <w:t>public class User {</w:t>
+      </w:r>
+    </w:p>
+    <w:p>
+      <w:r>
+        <w:t xml:space="preserve">    @Id</w:t>
+      </w:r>
+    </w:p>
+    <w:p>
+      <w:r>
+        <w:t xml:space="preserve">    @GeneratedValue</w:t>
+      </w:r>
+    </w:p>
+    <w:p>
+      <w:r>
         <w:t xml:space="preserve">    private Long </w:t>
       </w:r>
       <w:proofErr w:type="gramStart"/>
@@ -3542,65 +3507,107 @@
           <w:b/>
           <w:bCs/>
         </w:rPr>
-        <w:t>Entity</w:t>
-      </w:r>
-    </w:p>
-    <w:p>
-      <w:proofErr w:type="gramStart"/>
-      <w:r>
-        <w:t>@Entity</w:t>
-      </w:r>
-      <w:proofErr w:type="gramEnd"/>
-    </w:p>
-    <w:p>
-      <w:r>
-        <w:t>public class User {</w:t>
-      </w:r>
-    </w:p>
-    <w:p>
-      <w:r>
-        <w:t xml:space="preserve">    @Id</w:t>
-      </w:r>
-    </w:p>
-    <w:p>
-      <w:r>
-        <w:t xml:space="preserve">    @GeneratedValue</w:t>
-      </w:r>
-    </w:p>
-    <w:p>
-      <w:r>
-        <w:t xml:space="preserve">    private Long </w:t>
-      </w:r>
-      <w:proofErr w:type="gramStart"/>
-      <w:r>
-        <w:t>id;</w:t>
-      </w:r>
-      <w:proofErr w:type="gramEnd"/>
-    </w:p>
-    <w:p>
-      <w:r>
-        <w:t xml:space="preserve">    private String </w:t>
-      </w:r>
-      <w:proofErr w:type="gramStart"/>
-      <w:r>
-        <w:t>name;</w:t>
-      </w:r>
-      <w:proofErr w:type="gramEnd"/>
-    </w:p>
-    <w:p>
-      <w:r>
-        <w:t xml:space="preserve">    private int </w:t>
-      </w:r>
-      <w:proofErr w:type="gramStart"/>
-      <w:r>
-        <w:t>age;</w:t>
-      </w:r>
-      <w:proofErr w:type="gramEnd"/>
-    </w:p>
-    <w:p>
-      <w:r>
-        <w:t xml:space="preserve">    // getter/setter</w:t>
-      </w:r>
+        <w:t>Mapper interface</w:t>
+      </w:r>
+    </w:p>
+    <w:p>
+      <w:r>
+        <w:t xml:space="preserve">import </w:t>
+      </w:r>
+      <w:proofErr w:type="gramStart"/>
+      <w:r>
+        <w:t>org.mapstruct</w:t>
+      </w:r>
+      <w:proofErr w:type="gramEnd"/>
+      <w:r>
+        <w:t>.</w:t>
+      </w:r>
+      <w:proofErr w:type="gramStart"/>
+      <w:r>
+        <w:t>Mapper;</w:t>
+      </w:r>
+      <w:proofErr w:type="gramEnd"/>
+    </w:p>
+    <w:p>
+      <w:r>
+        <w:t xml:space="preserve">import </w:t>
+      </w:r>
+      <w:proofErr w:type="gramStart"/>
+      <w:r>
+        <w:t>org.mapstruct</w:t>
+      </w:r>
+      <w:proofErr w:type="gramEnd"/>
+      <w:r>
+        <w:t>.</w:t>
+      </w:r>
+      <w:proofErr w:type="gramStart"/>
+      <w:r>
+        <w:t>factory.Mappers</w:t>
+      </w:r>
+      <w:proofErr w:type="gramEnd"/>
+      <w:r>
+        <w:t>;</w:t>
+      </w:r>
+    </w:p>
+    <w:p/>
+    <w:p>
+      <w:proofErr w:type="gramStart"/>
+      <w:r>
+        <w:t>@Mapper</w:t>
+      </w:r>
+      <w:proofErr w:type="gramEnd"/>
+    </w:p>
+    <w:p>
+      <w:r>
+        <w:t>public interface UserMapper {</w:t>
+      </w:r>
+    </w:p>
+    <w:p>
+      <w:r>
+        <w:t xml:space="preserve">    UserMapper INSTANCE = Mappers.getMapper(UserMapper.class</w:t>
+      </w:r>
+      <w:proofErr w:type="gramStart"/>
+      <w:r>
+        <w:t>);</w:t>
+      </w:r>
+      <w:proofErr w:type="gramEnd"/>
+    </w:p>
+    <w:p/>
+    <w:p>
+      <w:r>
+        <w:t xml:space="preserve">    UserDTO </w:t>
+      </w:r>
+      <w:proofErr w:type="gramStart"/>
+      <w:r>
+        <w:t>toDTO(</w:t>
+      </w:r>
+      <w:proofErr w:type="gramEnd"/>
+      <w:r>
+        <w:t>User user</w:t>
+      </w:r>
+      <w:proofErr w:type="gramStart"/>
+      <w:r>
+        <w:t>);</w:t>
+      </w:r>
+      <w:proofErr w:type="gramEnd"/>
+    </w:p>
+    <w:p>
+      <w:r>
+        <w:t xml:space="preserve">    User </w:t>
+      </w:r>
+      <w:proofErr w:type="gramStart"/>
+      <w:r>
+        <w:t>toEntity(</w:t>
+      </w:r>
+      <w:proofErr w:type="gramEnd"/>
+      <w:r>
+        <w:t>UserDTO dto</w:t>
+      </w:r>
+      <w:proofErr w:type="gramStart"/>
+      <w:r>
+        <w:t>);</w:t>
+      </w:r>
+      <w:proofErr w:type="gramEnd"/>
     </w:p>
     <w:p>
       <w:r>
@@ -3619,126 +3626,6 @@
           <w:b/>
           <w:bCs/>
         </w:rPr>
-        <w:t>Mapper interface</w:t>
-      </w:r>
-    </w:p>
-    <w:p>
-      <w:r>
-        <w:t xml:space="preserve">import </w:t>
-      </w:r>
-      <w:proofErr w:type="gramStart"/>
-      <w:r>
-        <w:t>org.mapstruct</w:t>
-      </w:r>
-      <w:proofErr w:type="gramEnd"/>
-      <w:r>
-        <w:t>.</w:t>
-      </w:r>
-      <w:proofErr w:type="gramStart"/>
-      <w:r>
-        <w:t>Mapper;</w:t>
-      </w:r>
-      <w:proofErr w:type="gramEnd"/>
-    </w:p>
-    <w:p>
-      <w:r>
-        <w:t xml:space="preserve">import </w:t>
-      </w:r>
-      <w:proofErr w:type="gramStart"/>
-      <w:r>
-        <w:t>org.mapstruct</w:t>
-      </w:r>
-      <w:proofErr w:type="gramEnd"/>
-      <w:r>
-        <w:t>.</w:t>
-      </w:r>
-      <w:proofErr w:type="gramStart"/>
-      <w:r>
-        <w:t>factory.Mappers</w:t>
-      </w:r>
-      <w:proofErr w:type="gramEnd"/>
-      <w:r>
-        <w:t>;</w:t>
-      </w:r>
-    </w:p>
-    <w:p/>
-    <w:p>
-      <w:proofErr w:type="gramStart"/>
-      <w:r>
-        <w:t>@Mapper</w:t>
-      </w:r>
-      <w:proofErr w:type="gramEnd"/>
-    </w:p>
-    <w:p>
-      <w:r>
-        <w:t>public interface UserMapper {</w:t>
-      </w:r>
-    </w:p>
-    <w:p>
-      <w:r>
-        <w:t xml:space="preserve">    UserMapper INSTANCE = Mappers.getMapper(UserMapper.class</w:t>
-      </w:r>
-      <w:proofErr w:type="gramStart"/>
-      <w:r>
-        <w:t>);</w:t>
-      </w:r>
-      <w:proofErr w:type="gramEnd"/>
-    </w:p>
-    <w:p/>
-    <w:p>
-      <w:r>
-        <w:t xml:space="preserve">    UserDTO </w:t>
-      </w:r>
-      <w:proofErr w:type="gramStart"/>
-      <w:r>
-        <w:t>toDTO(</w:t>
-      </w:r>
-      <w:proofErr w:type="gramEnd"/>
-      <w:r>
-        <w:t>User user</w:t>
-      </w:r>
-      <w:proofErr w:type="gramStart"/>
-      <w:r>
-        <w:t>);</w:t>
-      </w:r>
-      <w:proofErr w:type="gramEnd"/>
-    </w:p>
-    <w:p>
-      <w:r>
-        <w:t xml:space="preserve">    User </w:t>
-      </w:r>
-      <w:proofErr w:type="gramStart"/>
-      <w:r>
-        <w:t>toEntity(</w:t>
-      </w:r>
-      <w:proofErr w:type="gramEnd"/>
-      <w:r>
-        <w:t>UserDTO dto</w:t>
-      </w:r>
-      <w:proofErr w:type="gramStart"/>
-      <w:r>
-        <w:t>);</w:t>
-      </w:r>
-      <w:proofErr w:type="gramEnd"/>
-    </w:p>
-    <w:p>
-      <w:r>
-        <w:t>}</w:t>
-      </w:r>
-    </w:p>
-    <w:p>
-      <w:pPr>
-        <w:rPr>
-          <w:b/>
-          <w:bCs/>
-        </w:rPr>
-      </w:pPr>
-      <w:r>
-        <w:rPr>
-          <w:b/>
-          <w:bCs/>
-        </w:rPr>
-        <w:lastRenderedPageBreak/>
         <w:t>Sử dụng</w:t>
       </w:r>
     </w:p>
@@ -4072,358 +3959,357 @@
         </w:numPr>
       </w:pPr>
       <w:r>
+        <w:t xml:space="preserve">Thường dùng cho </w:t>
+      </w:r>
+      <w:r>
+        <w:rPr>
+          <w:b/>
+          <w:bCs/>
+        </w:rPr>
+        <w:t>mapping generic</w:t>
+      </w:r>
+      <w:r>
+        <w:t>, không phụ thuộc thư viện.</w:t>
+      </w:r>
+    </w:p>
+    <w:p>
+      <w:pPr>
+        <w:rPr>
+          <w:b/>
+          <w:bCs/>
+        </w:rPr>
+      </w:pPr>
+      <w:r>
+        <w:rPr>
+          <w:b/>
+          <w:bCs/>
+        </w:rPr>
+        <w:t>Ví dụ simple reflection mapping</w:t>
+      </w:r>
+    </w:p>
+    <w:p>
+      <w:r>
+        <w:t xml:space="preserve">import </w:t>
+      </w:r>
+      <w:proofErr w:type="gramStart"/>
+      <w:r>
+        <w:t>java.lang</w:t>
+      </w:r>
+      <w:proofErr w:type="gramEnd"/>
+      <w:r>
+        <w:t>.</w:t>
+      </w:r>
+      <w:proofErr w:type="gramStart"/>
+      <w:r>
+        <w:t>reflect.Field</w:t>
+      </w:r>
+      <w:proofErr w:type="gramEnd"/>
+      <w:r>
+        <w:t>;</w:t>
+      </w:r>
+    </w:p>
+    <w:p/>
+    <w:p>
+      <w:r>
+        <w:t>public class DTOConverter {</w:t>
+      </w:r>
+    </w:p>
+    <w:p/>
+    <w:p>
+      <w:r>
+        <w:t xml:space="preserve">    public static &lt;S, T&gt; T </w:t>
+      </w:r>
+      <w:proofErr w:type="gramStart"/>
+      <w:r>
+        <w:t>convert(</w:t>
+      </w:r>
+      <w:proofErr w:type="gramEnd"/>
+      <w:r>
+        <w:t>S source, Class&lt;T&gt; targetClass) {</w:t>
+      </w:r>
+    </w:p>
+    <w:p>
+      <w:r>
+        <w:t xml:space="preserve">        try {</w:t>
+      </w:r>
+    </w:p>
+    <w:p>
+      <w:r>
+        <w:t xml:space="preserve">            T target = targetClass.getDeclaredConstructor(</w:t>
+      </w:r>
+      <w:proofErr w:type="gramStart"/>
+      <w:r>
+        <w:t>).newInstance</w:t>
+      </w:r>
+      <w:proofErr w:type="gramEnd"/>
+      <w:r>
+        <w:t>(</w:t>
+      </w:r>
+      <w:proofErr w:type="gramStart"/>
+      <w:r>
+        <w:t>);</w:t>
+      </w:r>
+      <w:proofErr w:type="gramEnd"/>
+    </w:p>
+    <w:p/>
+    <w:p>
+      <w:r>
+        <w:t xml:space="preserve">            </w:t>
+      </w:r>
+      <w:proofErr w:type="gramStart"/>
+      <w:r>
+        <w:t>Field[</w:t>
+      </w:r>
+      <w:proofErr w:type="gramEnd"/>
+      <w:r>
+        <w:t xml:space="preserve">] fields = </w:t>
+      </w:r>
+      <w:proofErr w:type="gramStart"/>
+      <w:r>
+        <w:t>source.getClass</w:t>
+      </w:r>
+      <w:proofErr w:type="gramEnd"/>
+      <w:r>
+        <w:t>(</w:t>
+      </w:r>
+      <w:proofErr w:type="gramStart"/>
+      <w:r>
+        <w:t>).getDeclaredFields</w:t>
+      </w:r>
+      <w:proofErr w:type="gramEnd"/>
+      <w:r>
+        <w:t>(</w:t>
+      </w:r>
+      <w:proofErr w:type="gramStart"/>
+      <w:r>
+        <w:t>);</w:t>
+      </w:r>
+      <w:proofErr w:type="gramEnd"/>
+    </w:p>
+    <w:p>
+      <w:r>
+        <w:t xml:space="preserve">            for (Field </w:t>
+      </w:r>
+      <w:proofErr w:type="gramStart"/>
+      <w:r>
+        <w:t>field :</w:t>
+      </w:r>
+      <w:proofErr w:type="gramEnd"/>
+      <w:r>
+        <w:t xml:space="preserve"> </w:t>
+      </w:r>
+      <w:proofErr w:type="gramStart"/>
+      <w:r>
+        <w:t>fields) {</w:t>
+      </w:r>
+      <w:proofErr w:type="gramEnd"/>
+    </w:p>
+    <w:p>
+      <w:r>
+        <w:t xml:space="preserve">                </w:t>
+      </w:r>
+      <w:proofErr w:type="gramStart"/>
+      <w:r>
+        <w:t>field.setAccessible</w:t>
+      </w:r>
+      <w:proofErr w:type="gramEnd"/>
+      <w:r>
+        <w:t>(true</w:t>
+      </w:r>
+      <w:proofErr w:type="gramStart"/>
+      <w:r>
+        <w:t>);</w:t>
+      </w:r>
+      <w:proofErr w:type="gramEnd"/>
+    </w:p>
+    <w:p>
+      <w:r>
+        <w:t xml:space="preserve">                try {</w:t>
+      </w:r>
+    </w:p>
+    <w:p>
+      <w:r>
+        <w:t xml:space="preserve">                    Field targetField = targetClass.getDeclaredField(</w:t>
+      </w:r>
+      <w:proofErr w:type="gramStart"/>
+      <w:r>
+        <w:t>field.getName</w:t>
+      </w:r>
+      <w:proofErr w:type="gramEnd"/>
+      <w:r>
+        <w:t>()</w:t>
+      </w:r>
+      <w:proofErr w:type="gramStart"/>
+      <w:r>
+        <w:t>);</w:t>
+      </w:r>
+      <w:proofErr w:type="gramEnd"/>
+    </w:p>
+    <w:p>
+      <w:r>
+        <w:t xml:space="preserve">                    targetField.setAccessible(true</w:t>
+      </w:r>
+      <w:proofErr w:type="gramStart"/>
+      <w:r>
+        <w:t>);</w:t>
+      </w:r>
+      <w:proofErr w:type="gramEnd"/>
+    </w:p>
+    <w:p>
+      <w:r>
+        <w:t xml:space="preserve">                    </w:t>
+      </w:r>
+      <w:proofErr w:type="gramStart"/>
+      <w:r>
+        <w:t>targetField.set(</w:t>
+      </w:r>
+      <w:proofErr w:type="gramEnd"/>
+      <w:r>
+        <w:t>target, field.get(source)</w:t>
+      </w:r>
+      <w:proofErr w:type="gramStart"/>
+      <w:r>
+        <w:t>);</w:t>
+      </w:r>
+      <w:proofErr w:type="gramEnd"/>
+    </w:p>
+    <w:p>
+      <w:r>
+        <w:t xml:space="preserve">                } catch (NoSuchFieldException </w:t>
+      </w:r>
+      <w:proofErr w:type="gramStart"/>
+      <w:r>
+        <w:t>ignored) {</w:t>
+      </w:r>
+      <w:proofErr w:type="gramEnd"/>
+    </w:p>
+    <w:p>
+      <w:r>
+        <w:t xml:space="preserve">                    // target không có field này, bỏ qua</w:t>
+      </w:r>
+    </w:p>
+    <w:p>
+      <w:r>
+        <w:t xml:space="preserve">                }</w:t>
+      </w:r>
+    </w:p>
+    <w:p>
+      <w:r>
+        <w:t xml:space="preserve">            }</w:t>
+      </w:r>
+    </w:p>
+    <w:p>
+      <w:r>
+        <w:t xml:space="preserve">            return </w:t>
+      </w:r>
+      <w:proofErr w:type="gramStart"/>
+      <w:r>
+        <w:t>target;</w:t>
+      </w:r>
+      <w:proofErr w:type="gramEnd"/>
+    </w:p>
+    <w:p>
+      <w:r>
+        <w:t xml:space="preserve">        } catch (Exception </w:t>
+      </w:r>
+      <w:proofErr w:type="gramStart"/>
+      <w:r>
+        <w:t>e) {</w:t>
+      </w:r>
+      <w:proofErr w:type="gramEnd"/>
+    </w:p>
+    <w:p>
+      <w:r>
+        <w:t xml:space="preserve">            throw new </w:t>
+      </w:r>
+      <w:proofErr w:type="gramStart"/>
+      <w:r>
+        <w:t>RuntimeException(</w:t>
+      </w:r>
+      <w:proofErr w:type="gramEnd"/>
+      <w:r>
+        <w:t>"Mapping failed", e</w:t>
+      </w:r>
+      <w:proofErr w:type="gramStart"/>
+      <w:r>
+        <w:t>);</w:t>
+      </w:r>
+      <w:proofErr w:type="gramEnd"/>
+    </w:p>
+    <w:p>
+      <w:r>
+        <w:t xml:space="preserve">        }</w:t>
+      </w:r>
+    </w:p>
+    <w:p>
+      <w:r>
+        <w:t xml:space="preserve">    }</w:t>
+      </w:r>
+    </w:p>
+    <w:p>
+      <w:r>
+        <w:t>}</w:t>
+      </w:r>
+    </w:p>
+    <w:p>
+      <w:pPr>
+        <w:rPr>
+          <w:b/>
+          <w:bCs/>
+        </w:rPr>
+      </w:pPr>
+      <w:r>
+        <w:rPr>
+          <w:b/>
+          <w:bCs/>
+        </w:rPr>
+        <w:t>Sử dụng</w:t>
+      </w:r>
+    </w:p>
+    <w:p>
+      <w:r>
+        <w:t xml:space="preserve">User user = new </w:t>
+      </w:r>
+      <w:proofErr w:type="gramStart"/>
+      <w:r>
+        <w:t>User();</w:t>
+      </w:r>
+      <w:proofErr w:type="gramEnd"/>
+    </w:p>
+    <w:p>
+      <w:proofErr w:type="gramStart"/>
+      <w:r>
+        <w:t>user.setId</w:t>
+      </w:r>
+      <w:proofErr w:type="gramEnd"/>
+      <w:r>
+        <w:t>(1L</w:t>
+      </w:r>
+      <w:proofErr w:type="gramStart"/>
+      <w:r>
+        <w:t>);</w:t>
+      </w:r>
+      <w:proofErr w:type="gramEnd"/>
+    </w:p>
+    <w:p>
+      <w:proofErr w:type="gramStart"/>
+      <w:r>
+        <w:t>user.setName</w:t>
+      </w:r>
+      <w:proofErr w:type="gramEnd"/>
+      <w:r>
+        <w:t>("Alice"</w:t>
+      </w:r>
+      <w:proofErr w:type="gramStart"/>
+      <w:r>
+        <w:t>);</w:t>
+      </w:r>
+      <w:proofErr w:type="gramEnd"/>
+    </w:p>
+    <w:p>
+      <w:proofErr w:type="gramStart"/>
+      <w:r>
         <w:lastRenderedPageBreak/>
-        <w:t xml:space="preserve">Thường dùng cho </w:t>
-      </w:r>
-      <w:r>
-        <w:rPr>
-          <w:b/>
-          <w:bCs/>
-        </w:rPr>
-        <w:t>mapping generic</w:t>
-      </w:r>
-      <w:r>
-        <w:t>, không phụ thuộc thư viện.</w:t>
-      </w:r>
-    </w:p>
-    <w:p>
-      <w:pPr>
-        <w:rPr>
-          <w:b/>
-          <w:bCs/>
-        </w:rPr>
-      </w:pPr>
-      <w:r>
-        <w:rPr>
-          <w:b/>
-          <w:bCs/>
-        </w:rPr>
-        <w:t>Ví dụ simple reflection mapping</w:t>
-      </w:r>
-    </w:p>
-    <w:p>
-      <w:r>
-        <w:t xml:space="preserve">import </w:t>
-      </w:r>
-      <w:proofErr w:type="gramStart"/>
-      <w:r>
-        <w:t>java.lang</w:t>
-      </w:r>
-      <w:proofErr w:type="gramEnd"/>
-      <w:r>
-        <w:t>.</w:t>
-      </w:r>
-      <w:proofErr w:type="gramStart"/>
-      <w:r>
-        <w:t>reflect.Field</w:t>
-      </w:r>
-      <w:proofErr w:type="gramEnd"/>
-      <w:r>
-        <w:t>;</w:t>
-      </w:r>
-    </w:p>
-    <w:p/>
-    <w:p>
-      <w:r>
-        <w:t>public class DTOConverter {</w:t>
-      </w:r>
-    </w:p>
-    <w:p/>
-    <w:p>
-      <w:r>
-        <w:t xml:space="preserve">    public static &lt;S, T&gt; T </w:t>
-      </w:r>
-      <w:proofErr w:type="gramStart"/>
-      <w:r>
-        <w:t>convert(</w:t>
-      </w:r>
-      <w:proofErr w:type="gramEnd"/>
-      <w:r>
-        <w:t>S source, Class&lt;T&gt; targetClass) {</w:t>
-      </w:r>
-    </w:p>
-    <w:p>
-      <w:r>
-        <w:t xml:space="preserve">        try {</w:t>
-      </w:r>
-    </w:p>
-    <w:p>
-      <w:r>
-        <w:t xml:space="preserve">            T target = targetClass.getDeclaredConstructor(</w:t>
-      </w:r>
-      <w:proofErr w:type="gramStart"/>
-      <w:r>
-        <w:t>).newInstance</w:t>
-      </w:r>
-      <w:proofErr w:type="gramEnd"/>
-      <w:r>
-        <w:t>(</w:t>
-      </w:r>
-      <w:proofErr w:type="gramStart"/>
-      <w:r>
-        <w:t>);</w:t>
-      </w:r>
-      <w:proofErr w:type="gramEnd"/>
-    </w:p>
-    <w:p/>
-    <w:p>
-      <w:r>
-        <w:t xml:space="preserve">            </w:t>
-      </w:r>
-      <w:proofErr w:type="gramStart"/>
-      <w:r>
-        <w:t>Field[</w:t>
-      </w:r>
-      <w:proofErr w:type="gramEnd"/>
-      <w:r>
-        <w:t xml:space="preserve">] fields = </w:t>
-      </w:r>
-      <w:proofErr w:type="gramStart"/>
-      <w:r>
-        <w:t>source.getClass</w:t>
-      </w:r>
-      <w:proofErr w:type="gramEnd"/>
-      <w:r>
-        <w:t>(</w:t>
-      </w:r>
-      <w:proofErr w:type="gramStart"/>
-      <w:r>
-        <w:t>).getDeclaredFields</w:t>
-      </w:r>
-      <w:proofErr w:type="gramEnd"/>
-      <w:r>
-        <w:t>(</w:t>
-      </w:r>
-      <w:proofErr w:type="gramStart"/>
-      <w:r>
-        <w:t>);</w:t>
-      </w:r>
-      <w:proofErr w:type="gramEnd"/>
-    </w:p>
-    <w:p>
-      <w:r>
-        <w:t xml:space="preserve">            for (Field </w:t>
-      </w:r>
-      <w:proofErr w:type="gramStart"/>
-      <w:r>
-        <w:t>field :</w:t>
-      </w:r>
-      <w:proofErr w:type="gramEnd"/>
-      <w:r>
-        <w:t xml:space="preserve"> </w:t>
-      </w:r>
-      <w:proofErr w:type="gramStart"/>
-      <w:r>
-        <w:t>fields) {</w:t>
-      </w:r>
-      <w:proofErr w:type="gramEnd"/>
-    </w:p>
-    <w:p>
-      <w:r>
-        <w:t xml:space="preserve">                </w:t>
-      </w:r>
-      <w:proofErr w:type="gramStart"/>
-      <w:r>
-        <w:t>field.setAccessible</w:t>
-      </w:r>
-      <w:proofErr w:type="gramEnd"/>
-      <w:r>
-        <w:t>(true</w:t>
-      </w:r>
-      <w:proofErr w:type="gramStart"/>
-      <w:r>
-        <w:t>);</w:t>
-      </w:r>
-      <w:proofErr w:type="gramEnd"/>
-    </w:p>
-    <w:p>
-      <w:r>
-        <w:t xml:space="preserve">                try {</w:t>
-      </w:r>
-    </w:p>
-    <w:p>
-      <w:r>
-        <w:t xml:space="preserve">                    Field targetField = targetClass.getDeclaredField(</w:t>
-      </w:r>
-      <w:proofErr w:type="gramStart"/>
-      <w:r>
-        <w:t>field.getName</w:t>
-      </w:r>
-      <w:proofErr w:type="gramEnd"/>
-      <w:r>
-        <w:t>()</w:t>
-      </w:r>
-      <w:proofErr w:type="gramStart"/>
-      <w:r>
-        <w:t>);</w:t>
-      </w:r>
-      <w:proofErr w:type="gramEnd"/>
-    </w:p>
-    <w:p>
-      <w:r>
-        <w:t xml:space="preserve">                    targetField.setAccessible(true</w:t>
-      </w:r>
-      <w:proofErr w:type="gramStart"/>
-      <w:r>
-        <w:t>);</w:t>
-      </w:r>
-      <w:proofErr w:type="gramEnd"/>
-    </w:p>
-    <w:p>
-      <w:r>
-        <w:t xml:space="preserve">                    </w:t>
-      </w:r>
-      <w:proofErr w:type="gramStart"/>
-      <w:r>
-        <w:t>targetField.set(</w:t>
-      </w:r>
-      <w:proofErr w:type="gramEnd"/>
-      <w:r>
-        <w:t>target, field.get(source)</w:t>
-      </w:r>
-      <w:proofErr w:type="gramStart"/>
-      <w:r>
-        <w:t>);</w:t>
-      </w:r>
-      <w:proofErr w:type="gramEnd"/>
-    </w:p>
-    <w:p>
-      <w:r>
-        <w:t xml:space="preserve">                } catch (NoSuchFieldException </w:t>
-      </w:r>
-      <w:proofErr w:type="gramStart"/>
-      <w:r>
-        <w:t>ignored) {</w:t>
-      </w:r>
-      <w:proofErr w:type="gramEnd"/>
-    </w:p>
-    <w:p>
-      <w:r>
-        <w:t xml:space="preserve">                    // target không có field này, bỏ qua</w:t>
-      </w:r>
-    </w:p>
-    <w:p>
-      <w:r>
-        <w:t xml:space="preserve">                }</w:t>
-      </w:r>
-    </w:p>
-    <w:p>
-      <w:r>
-        <w:t xml:space="preserve">            }</w:t>
-      </w:r>
-    </w:p>
-    <w:p>
-      <w:r>
-        <w:t xml:space="preserve">            return </w:t>
-      </w:r>
-      <w:proofErr w:type="gramStart"/>
-      <w:r>
-        <w:t>target;</w:t>
-      </w:r>
-      <w:proofErr w:type="gramEnd"/>
-    </w:p>
-    <w:p>
-      <w:r>
-        <w:t xml:space="preserve">        } catch (Exception </w:t>
-      </w:r>
-      <w:proofErr w:type="gramStart"/>
-      <w:r>
-        <w:t>e) {</w:t>
-      </w:r>
-      <w:proofErr w:type="gramEnd"/>
-    </w:p>
-    <w:p>
-      <w:r>
-        <w:t xml:space="preserve">            throw new </w:t>
-      </w:r>
-      <w:proofErr w:type="gramStart"/>
-      <w:r>
-        <w:t>RuntimeException(</w:t>
-      </w:r>
-      <w:proofErr w:type="gramEnd"/>
-      <w:r>
-        <w:t>"Mapping failed", e</w:t>
-      </w:r>
-      <w:proofErr w:type="gramStart"/>
-      <w:r>
-        <w:t>);</w:t>
-      </w:r>
-      <w:proofErr w:type="gramEnd"/>
-    </w:p>
-    <w:p>
-      <w:r>
-        <w:t xml:space="preserve">        }</w:t>
-      </w:r>
-    </w:p>
-    <w:p>
-      <w:r>
-        <w:t xml:space="preserve">    }</w:t>
-      </w:r>
-    </w:p>
-    <w:p>
-      <w:r>
-        <w:lastRenderedPageBreak/>
-        <w:t>}</w:t>
-      </w:r>
-    </w:p>
-    <w:p>
-      <w:pPr>
-        <w:rPr>
-          <w:b/>
-          <w:bCs/>
-        </w:rPr>
-      </w:pPr>
-      <w:r>
-        <w:rPr>
-          <w:b/>
-          <w:bCs/>
-        </w:rPr>
-        <w:t>Sử dụng</w:t>
-      </w:r>
-    </w:p>
-    <w:p>
-      <w:r>
-        <w:t xml:space="preserve">User user = new </w:t>
-      </w:r>
-      <w:proofErr w:type="gramStart"/>
-      <w:r>
-        <w:t>User();</w:t>
-      </w:r>
-      <w:proofErr w:type="gramEnd"/>
-    </w:p>
-    <w:p>
-      <w:proofErr w:type="gramStart"/>
-      <w:r>
-        <w:t>user.setId</w:t>
-      </w:r>
-      <w:proofErr w:type="gramEnd"/>
-      <w:r>
-        <w:t>(1L</w:t>
-      </w:r>
-      <w:proofErr w:type="gramStart"/>
-      <w:r>
-        <w:t>);</w:t>
-      </w:r>
-      <w:proofErr w:type="gramEnd"/>
-    </w:p>
-    <w:p>
-      <w:proofErr w:type="gramStart"/>
-      <w:r>
-        <w:t>user.setName</w:t>
-      </w:r>
-      <w:proofErr w:type="gramEnd"/>
-      <w:r>
-        <w:t>("Alice"</w:t>
-      </w:r>
-      <w:proofErr w:type="gramStart"/>
-      <w:r>
-        <w:t>);</w:t>
-      </w:r>
-      <w:proofErr w:type="gramEnd"/>
-    </w:p>
-    <w:p>
-      <w:proofErr w:type="gramStart"/>
-      <w:r>
         <w:t>user.setAge</w:t>
       </w:r>
       <w:proofErr w:type="gramEnd"/>
@@ -4946,6 +4832,7 @@
         </w:numPr>
       </w:pPr>
       <w:r>
+        <w:lastRenderedPageBreak/>
         <w:t xml:space="preserve">Trong </w:t>
       </w:r>
       <w:r>
@@ -5210,27 +5097,27 @@
     </w:p>
     <w:p>
       <w:r>
+        <w:t>)</w:t>
+      </w:r>
+    </w:p>
+    <w:p>
+      <w:r>
+        <w:t>public class User {</w:t>
+      </w:r>
+    </w:p>
+    <w:p>
+      <w:r>
+        <w:t xml:space="preserve">    @Id</w:t>
+      </w:r>
+    </w:p>
+    <w:p>
+      <w:r>
+        <w:t xml:space="preserve">    @GeneratedValue</w:t>
+      </w:r>
+    </w:p>
+    <w:p>
+      <w:r>
         <w:lastRenderedPageBreak/>
-        <w:t>)</w:t>
-      </w:r>
-    </w:p>
-    <w:p>
-      <w:r>
-        <w:t>public class User {</w:t>
-      </w:r>
-    </w:p>
-    <w:p>
-      <w:r>
-        <w:t xml:space="preserve">    @Id</w:t>
-      </w:r>
-    </w:p>
-    <w:p>
-      <w:r>
-        <w:t xml:space="preserve">    @GeneratedValue</w:t>
-      </w:r>
-    </w:p>
-    <w:p>
-      <w:r>
         <w:t xml:space="preserve">    private Long </w:t>
       </w:r>
       <w:proofErr w:type="gramStart"/>
@@ -5524,37 +5411,37 @@
     <w:p/>
     <w:p>
       <w:r>
+        <w:t>// hoặc dùng interface projection</w:t>
+      </w:r>
+    </w:p>
+    <w:p>
+      <w:r>
+        <w:t>public interface UserNameAge {</w:t>
+      </w:r>
+    </w:p>
+    <w:p>
+      <w:r>
+        <w:t xml:space="preserve">    String </w:t>
+      </w:r>
+      <w:proofErr w:type="gramStart"/>
+      <w:r>
+        <w:t>getName();</w:t>
+      </w:r>
+      <w:proofErr w:type="gramEnd"/>
+    </w:p>
+    <w:p>
+      <w:r>
+        <w:t xml:space="preserve">    int </w:t>
+      </w:r>
+      <w:proofErr w:type="gramStart"/>
+      <w:r>
+        <w:t>getAge();</w:t>
+      </w:r>
+      <w:proofErr w:type="gramEnd"/>
+    </w:p>
+    <w:p>
+      <w:r>
         <w:lastRenderedPageBreak/>
-        <w:t>// hoặc dùng interface projection</w:t>
-      </w:r>
-    </w:p>
-    <w:p>
-      <w:r>
-        <w:t>public interface UserNameAge {</w:t>
-      </w:r>
-    </w:p>
-    <w:p>
-      <w:r>
-        <w:t xml:space="preserve">    String </w:t>
-      </w:r>
-      <w:proofErr w:type="gramStart"/>
-      <w:r>
-        <w:t>getName();</w:t>
-      </w:r>
-      <w:proofErr w:type="gramEnd"/>
-    </w:p>
-    <w:p>
-      <w:r>
-        <w:t xml:space="preserve">    int </w:t>
-      </w:r>
-      <w:proofErr w:type="gramStart"/>
-      <w:r>
-        <w:t>getAge();</w:t>
-      </w:r>
-      <w:proofErr w:type="gramEnd"/>
-    </w:p>
-    <w:p>
-      <w:r>
         <w:t>}</w:t>
       </w:r>
     </w:p>
@@ -6035,7 +5922,6 @@
         </w:numPr>
       </w:pPr>
       <w:r>
-        <w:lastRenderedPageBreak/>
         <w:t xml:space="preserve">Spring Data JPA cung cấp interface </w:t>
       </w:r>
       <w:r>
@@ -6089,6 +5975,7 @@
           <w:b/>
           <w:bCs/>
         </w:rPr>
+        <w:lastRenderedPageBreak/>
         <w:t>Root&lt;T&gt;</w:t>
       </w:r>
       <w:r>
@@ -6302,63 +6189,63 @@
     <w:p/>
     <w:p>
       <w:r>
+        <w:t xml:space="preserve">    public static Specification&lt;User&gt; </w:t>
+      </w:r>
+      <w:proofErr w:type="gramStart"/>
+      <w:r>
+        <w:t>ageGreaterThan(</w:t>
+      </w:r>
+      <w:proofErr w:type="gramEnd"/>
+      <w:r>
+        <w:t xml:space="preserve">int </w:t>
+      </w:r>
+      <w:proofErr w:type="gramStart"/>
+      <w:r>
+        <w:t>age) {</w:t>
+      </w:r>
+      <w:proofErr w:type="gramEnd"/>
+    </w:p>
+    <w:p>
+      <w:r>
+        <w:t xml:space="preserve">        return (root, query, cb) -&gt; </w:t>
+      </w:r>
+      <w:proofErr w:type="gramStart"/>
+      <w:r>
+        <w:t>cb.greaterThan</w:t>
+      </w:r>
+      <w:proofErr w:type="gramEnd"/>
+      <w:r>
+        <w:t>(root.get("age"), age</w:t>
+      </w:r>
+      <w:proofErr w:type="gramStart"/>
+      <w:r>
+        <w:t>);</w:t>
+      </w:r>
+      <w:proofErr w:type="gramEnd"/>
+    </w:p>
+    <w:p>
+      <w:r>
+        <w:t xml:space="preserve">    }</w:t>
+      </w:r>
+    </w:p>
+    <w:p>
+      <w:r>
+        <w:t>}</w:t>
+      </w:r>
+    </w:p>
+    <w:p>
+      <w:pPr>
+        <w:rPr>
+          <w:b/>
+          <w:bCs/>
+        </w:rPr>
+      </w:pPr>
+      <w:r>
+        <w:rPr>
+          <w:b/>
+          <w:bCs/>
+        </w:rPr>
         <w:lastRenderedPageBreak/>
-        <w:t xml:space="preserve">    public static Specification&lt;User&gt; </w:t>
-      </w:r>
-      <w:proofErr w:type="gramStart"/>
-      <w:r>
-        <w:t>ageGreaterThan(</w:t>
-      </w:r>
-      <w:proofErr w:type="gramEnd"/>
-      <w:r>
-        <w:t xml:space="preserve">int </w:t>
-      </w:r>
-      <w:proofErr w:type="gramStart"/>
-      <w:r>
-        <w:t>age) {</w:t>
-      </w:r>
-      <w:proofErr w:type="gramEnd"/>
-    </w:p>
-    <w:p>
-      <w:r>
-        <w:t xml:space="preserve">        return (root, query, cb) -&gt; </w:t>
-      </w:r>
-      <w:proofErr w:type="gramStart"/>
-      <w:r>
-        <w:t>cb.greaterThan</w:t>
-      </w:r>
-      <w:proofErr w:type="gramEnd"/>
-      <w:r>
-        <w:t>(root.get("age"), age</w:t>
-      </w:r>
-      <w:proofErr w:type="gramStart"/>
-      <w:r>
-        <w:t>);</w:t>
-      </w:r>
-      <w:proofErr w:type="gramEnd"/>
-    </w:p>
-    <w:p>
-      <w:r>
-        <w:t xml:space="preserve">    }</w:t>
-      </w:r>
-    </w:p>
-    <w:p>
-      <w:r>
-        <w:t>}</w:t>
-      </w:r>
-    </w:p>
-    <w:p>
-      <w:pPr>
-        <w:rPr>
-          <w:b/>
-          <w:bCs/>
-        </w:rPr>
-      </w:pPr>
-      <w:r>
-        <w:rPr>
-          <w:b/>
-          <w:bCs/>
-        </w:rPr>
         <w:t>Repository</w:t>
       </w:r>
     </w:p>
@@ -6669,78 +6556,78 @@
     </w:p>
     <w:p>
       <w:r>
+        <w:t xml:space="preserve">import </w:t>
+      </w:r>
+      <w:proofErr w:type="gramStart"/>
+      <w:r>
+        <w:t>org.springframework</w:t>
+      </w:r>
+      <w:proofErr w:type="gramEnd"/>
+      <w:r>
+        <w:t>.</w:t>
+      </w:r>
+      <w:proofErr w:type="gramStart"/>
+      <w:r>
+        <w:t>data.domain</w:t>
+      </w:r>
+      <w:proofErr w:type="gramEnd"/>
+      <w:r>
+        <w:t>.</w:t>
+      </w:r>
+      <w:proofErr w:type="gramStart"/>
+      <w:r>
+        <w:t>Sort;</w:t>
+      </w:r>
+      <w:proofErr w:type="gramEnd"/>
+    </w:p>
+    <w:p>
+      <w:r>
+        <w:t xml:space="preserve">import </w:t>
+      </w:r>
+      <w:proofErr w:type="gramStart"/>
+      <w:r>
+        <w:t>org.springframework</w:t>
+      </w:r>
+      <w:proofErr w:type="gramEnd"/>
+      <w:r>
+        <w:t>.</w:t>
+      </w:r>
+      <w:proofErr w:type="gramStart"/>
+      <w:r>
+        <w:t>data.domain</w:t>
+      </w:r>
+      <w:proofErr w:type="gramEnd"/>
+      <w:r>
+        <w:t>.</w:t>
+      </w:r>
+      <w:proofErr w:type="gramStart"/>
+      <w:r>
+        <w:t>Page;</w:t>
+      </w:r>
+      <w:proofErr w:type="gramEnd"/>
+    </w:p>
+    <w:p/>
+    <w:p>
+      <w:r>
+        <w:t>Pageable pageable = PageRequest.of(0, 10, Sort.by("age"</w:t>
+      </w:r>
+      <w:proofErr w:type="gramStart"/>
+      <w:r>
+        <w:t>).descending</w:t>
+      </w:r>
+      <w:proofErr w:type="gramEnd"/>
+      <w:r>
+        <w:t>()</w:t>
+      </w:r>
+      <w:proofErr w:type="gramStart"/>
+      <w:r>
+        <w:t>);</w:t>
+      </w:r>
+      <w:proofErr w:type="gramEnd"/>
+    </w:p>
+    <w:p>
+      <w:r>
         <w:lastRenderedPageBreak/>
-        <w:t xml:space="preserve">import </w:t>
-      </w:r>
-      <w:proofErr w:type="gramStart"/>
-      <w:r>
-        <w:t>org.springframework</w:t>
-      </w:r>
-      <w:proofErr w:type="gramEnd"/>
-      <w:r>
-        <w:t>.</w:t>
-      </w:r>
-      <w:proofErr w:type="gramStart"/>
-      <w:r>
-        <w:t>data.domain</w:t>
-      </w:r>
-      <w:proofErr w:type="gramEnd"/>
-      <w:r>
-        <w:t>.</w:t>
-      </w:r>
-      <w:proofErr w:type="gramStart"/>
-      <w:r>
-        <w:t>Sort;</w:t>
-      </w:r>
-      <w:proofErr w:type="gramEnd"/>
-    </w:p>
-    <w:p>
-      <w:r>
-        <w:t xml:space="preserve">import </w:t>
-      </w:r>
-      <w:proofErr w:type="gramStart"/>
-      <w:r>
-        <w:t>org.springframework</w:t>
-      </w:r>
-      <w:proofErr w:type="gramEnd"/>
-      <w:r>
-        <w:t>.</w:t>
-      </w:r>
-      <w:proofErr w:type="gramStart"/>
-      <w:r>
-        <w:t>data.domain</w:t>
-      </w:r>
-      <w:proofErr w:type="gramEnd"/>
-      <w:r>
-        <w:t>.</w:t>
-      </w:r>
-      <w:proofErr w:type="gramStart"/>
-      <w:r>
-        <w:t>Page;</w:t>
-      </w:r>
-      <w:proofErr w:type="gramEnd"/>
-    </w:p>
-    <w:p/>
-    <w:p>
-      <w:r>
-        <w:t>Pageable pageable = PageRequest.of(0, 10, Sort.by("age"</w:t>
-      </w:r>
-      <w:proofErr w:type="gramStart"/>
-      <w:r>
-        <w:t>).descending</w:t>
-      </w:r>
-      <w:proofErr w:type="gramEnd"/>
-      <w:r>
-        <w:t>()</w:t>
-      </w:r>
-      <w:proofErr w:type="gramStart"/>
-      <w:r>
-        <w:t>);</w:t>
-      </w:r>
-      <w:proofErr w:type="gramEnd"/>
-    </w:p>
-    <w:p>
-      <w:r>
         <w:t>Page&lt;User&gt; page = userRepository.findAll(pageable</w:t>
       </w:r>
       <w:proofErr w:type="gramStart"/>
@@ -7201,6 +7088,7 @@
           <w:b/>
           <w:bCs/>
         </w:rPr>
+        <w:lastRenderedPageBreak/>
         <w:t>JPQL (Query bằng Entity / class)</w:t>
       </w:r>
     </w:p>
@@ -7410,17 +7298,65 @@
     </w:p>
     <w:p>
       <w:r>
+        <w:t xml:space="preserve">    )</w:t>
+      </w:r>
+    </w:p>
+    <w:p>
+      <w:r>
+        <w:t xml:space="preserve">    private List&lt;Role&gt; </w:t>
+      </w:r>
+      <w:proofErr w:type="gramStart"/>
+      <w:r>
+        <w:t>roles;</w:t>
+      </w:r>
+      <w:proofErr w:type="gramEnd"/>
+    </w:p>
+    <w:p>
+      <w:r>
+        <w:t>}</w:t>
+      </w:r>
+    </w:p>
+    <w:p/>
+    <w:p>
+      <w:proofErr w:type="gramStart"/>
+      <w:r>
         <w:lastRenderedPageBreak/>
-        <w:t xml:space="preserve">    )</w:t>
-      </w:r>
-    </w:p>
-    <w:p>
-      <w:r>
-        <w:t xml:space="preserve">    private List&lt;Role&gt; </w:t>
-      </w:r>
-      <w:proofErr w:type="gramStart"/>
-      <w:r>
-        <w:t>roles;</w:t>
+        <w:t>@Entity</w:t>
+      </w:r>
+      <w:proofErr w:type="gramEnd"/>
+    </w:p>
+    <w:p>
+      <w:r>
+        <w:t>public class Department {</w:t>
+      </w:r>
+    </w:p>
+    <w:p>
+      <w:r>
+        <w:t xml:space="preserve">    @Id</w:t>
+      </w:r>
+    </w:p>
+    <w:p>
+      <w:r>
+        <w:t xml:space="preserve">    @GeneratedValue</w:t>
+      </w:r>
+    </w:p>
+    <w:p>
+      <w:r>
+        <w:t xml:space="preserve">    private Long </w:t>
+      </w:r>
+      <w:proofErr w:type="gramStart"/>
+      <w:r>
+        <w:t>id;</w:t>
+      </w:r>
+      <w:proofErr w:type="gramEnd"/>
+    </w:p>
+    <w:p>
+      <w:r>
+        <w:t xml:space="preserve">    private String </w:t>
+      </w:r>
+      <w:proofErr w:type="gramStart"/>
+      <w:r>
+        <w:t>name;</w:t>
       </w:r>
       <w:proofErr w:type="gramEnd"/>
     </w:p>
@@ -7439,7 +7375,7 @@
     </w:p>
     <w:p>
       <w:r>
-        <w:t>public class Department {</w:t>
+        <w:t>public class Role {</w:t>
       </w:r>
     </w:p>
     <w:p>
@@ -7477,77 +7413,81 @@
         <w:t>}</w:t>
       </w:r>
     </w:p>
+    <w:p>
+      <w:pPr>
+        <w:rPr>
+          <w:b/>
+          <w:bCs/>
+        </w:rPr>
+      </w:pPr>
+      <w:r>
+        <w:rPr>
+          <w:b/>
+          <w:bCs/>
+        </w:rPr>
+        <w:t>2.2 Tạo DTO cho query chỉ lấy 1–2 trường</w:t>
+      </w:r>
+    </w:p>
+    <w:p>
+      <w:r>
+        <w:t>public class UserInfoDTO {</w:t>
+      </w:r>
+    </w:p>
+    <w:p>
+      <w:r>
+        <w:t xml:space="preserve">    private String </w:t>
+      </w:r>
+      <w:proofErr w:type="gramStart"/>
+      <w:r>
+        <w:t>userName;</w:t>
+      </w:r>
+      <w:proofErr w:type="gramEnd"/>
+    </w:p>
+    <w:p>
+      <w:r>
+        <w:t xml:space="preserve">    private String </w:t>
+      </w:r>
+      <w:proofErr w:type="gramStart"/>
+      <w:r>
+        <w:t>departmentName;</w:t>
+      </w:r>
+      <w:proofErr w:type="gramEnd"/>
+    </w:p>
+    <w:p>
+      <w:r>
+        <w:t xml:space="preserve">    private String </w:t>
+      </w:r>
+      <w:proofErr w:type="gramStart"/>
+      <w:r>
+        <w:t>roleName;</w:t>
+      </w:r>
+      <w:proofErr w:type="gramEnd"/>
+    </w:p>
     <w:p/>
     <w:p>
-      <w:proofErr w:type="gramStart"/>
-      <w:r>
-        <w:t>@Entity</w:t>
-      </w:r>
-      <w:proofErr w:type="gramEnd"/>
-    </w:p>
-    <w:p>
-      <w:r>
-        <w:t>public class Role {</w:t>
-      </w:r>
-    </w:p>
-    <w:p>
-      <w:r>
-        <w:t xml:space="preserve">    @Id</w:t>
-      </w:r>
-    </w:p>
-    <w:p>
-      <w:r>
-        <w:t xml:space="preserve">    @GeneratedValue</w:t>
-      </w:r>
-    </w:p>
-    <w:p>
-      <w:r>
-        <w:t xml:space="preserve">    private Long </w:t>
-      </w:r>
-      <w:proofErr w:type="gramStart"/>
-      <w:r>
-        <w:t>id;</w:t>
-      </w:r>
-      <w:proofErr w:type="gramEnd"/>
-    </w:p>
-    <w:p>
-      <w:r>
-        <w:t xml:space="preserve">    private String </w:t>
-      </w:r>
-      <w:proofErr w:type="gramStart"/>
-      <w:r>
-        <w:t>name;</w:t>
-      </w:r>
-      <w:proofErr w:type="gramEnd"/>
-    </w:p>
-    <w:p>
-      <w:r>
-        <w:t>}</w:t>
-      </w:r>
-    </w:p>
-    <w:p>
-      <w:pPr>
-        <w:rPr>
-          <w:b/>
-          <w:bCs/>
-        </w:rPr>
-      </w:pPr>
-      <w:r>
-        <w:rPr>
-          <w:b/>
-          <w:bCs/>
-        </w:rPr>
-        <w:t>2.2 Tạo DTO cho query chỉ lấy 1–2 trường</w:t>
-      </w:r>
-    </w:p>
-    <w:p>
-      <w:r>
-        <w:t>public class UserInfoDTO {</w:t>
-      </w:r>
-    </w:p>
-    <w:p>
-      <w:r>
-        <w:t xml:space="preserve">    private String </w:t>
+      <w:r>
+        <w:t xml:space="preserve">    public </w:t>
+      </w:r>
+      <w:proofErr w:type="gramStart"/>
+      <w:r>
+        <w:t>UserInfoDTO(</w:t>
+      </w:r>
+      <w:proofErr w:type="gramEnd"/>
+      <w:r>
+        <w:t>String userName, String departmentName, String roleName) {</w:t>
+      </w:r>
+    </w:p>
+    <w:p>
+      <w:r>
+        <w:t xml:space="preserve">        </w:t>
+      </w:r>
+      <w:proofErr w:type="gramStart"/>
+      <w:r>
+        <w:t>this.userName</w:t>
+      </w:r>
+      <w:proofErr w:type="gramEnd"/>
+      <w:r>
+        <w:t xml:space="preserve"> = </w:t>
       </w:r>
       <w:proofErr w:type="gramStart"/>
       <w:r>
@@ -7557,7 +7497,15 @@
     </w:p>
     <w:p>
       <w:r>
-        <w:t xml:space="preserve">    private String </w:t>
+        <w:t xml:space="preserve">        </w:t>
+      </w:r>
+      <w:proofErr w:type="gramStart"/>
+      <w:r>
+        <w:t>this.departmentName</w:t>
+      </w:r>
+      <w:proofErr w:type="gramEnd"/>
+      <w:r>
+        <w:t xml:space="preserve"> = </w:t>
       </w:r>
       <w:proofErr w:type="gramStart"/>
       <w:r>
@@ -7567,7 +7515,15 @@
     </w:p>
     <w:p>
       <w:r>
-        <w:t xml:space="preserve">    private String </w:t>
+        <w:t xml:space="preserve">        </w:t>
+      </w:r>
+      <w:proofErr w:type="gramStart"/>
+      <w:r>
+        <w:t>this.roleName</w:t>
+      </w:r>
+      <w:proofErr w:type="gramEnd"/>
+      <w:r>
+        <w:t xml:space="preserve"> = </w:t>
       </w:r>
       <w:proofErr w:type="gramStart"/>
       <w:r>
@@ -7575,82 +7531,14 @@
       </w:r>
       <w:proofErr w:type="gramEnd"/>
     </w:p>
-    <w:p/>
-    <w:p>
-      <w:r>
-        <w:t xml:space="preserve">    public </w:t>
-      </w:r>
-      <w:proofErr w:type="gramStart"/>
-      <w:r>
-        <w:t>UserInfoDTO(</w:t>
-      </w:r>
-      <w:proofErr w:type="gramEnd"/>
-      <w:r>
-        <w:t>String userName, String departmentName, String roleName) {</w:t>
+    <w:p>
+      <w:r>
+        <w:t xml:space="preserve">    }</w:t>
       </w:r>
     </w:p>
     <w:p>
       <w:r>
         <w:lastRenderedPageBreak/>
-        <w:t xml:space="preserve">        </w:t>
-      </w:r>
-      <w:proofErr w:type="gramStart"/>
-      <w:r>
-        <w:t>this.userName</w:t>
-      </w:r>
-      <w:proofErr w:type="gramEnd"/>
-      <w:r>
-        <w:t xml:space="preserve"> = </w:t>
-      </w:r>
-      <w:proofErr w:type="gramStart"/>
-      <w:r>
-        <w:t>userName;</w:t>
-      </w:r>
-      <w:proofErr w:type="gramEnd"/>
-    </w:p>
-    <w:p>
-      <w:r>
-        <w:t xml:space="preserve">        </w:t>
-      </w:r>
-      <w:proofErr w:type="gramStart"/>
-      <w:r>
-        <w:t>this.departmentName</w:t>
-      </w:r>
-      <w:proofErr w:type="gramEnd"/>
-      <w:r>
-        <w:t xml:space="preserve"> = </w:t>
-      </w:r>
-      <w:proofErr w:type="gramStart"/>
-      <w:r>
-        <w:t>departmentName;</w:t>
-      </w:r>
-      <w:proofErr w:type="gramEnd"/>
-    </w:p>
-    <w:p>
-      <w:r>
-        <w:t xml:space="preserve">        </w:t>
-      </w:r>
-      <w:proofErr w:type="gramStart"/>
-      <w:r>
-        <w:t>this.roleName</w:t>
-      </w:r>
-      <w:proofErr w:type="gramEnd"/>
-      <w:r>
-        <w:t xml:space="preserve"> = </w:t>
-      </w:r>
-      <w:proofErr w:type="gramStart"/>
-      <w:r>
-        <w:t>roleName;</w:t>
-      </w:r>
-      <w:proofErr w:type="gramEnd"/>
-    </w:p>
-    <w:p>
-      <w:r>
-        <w:t xml:space="preserve">    }</w:t>
-      </w:r>
-    </w:p>
-    <w:p>
-      <w:r>
         <w:t xml:space="preserve">    // getters, setters</w:t>
       </w:r>
     </w:p>
@@ -7932,65 +7820,65 @@
     <w:p>
       <w:proofErr w:type="gramStart"/>
       <w:r>
+        <w:t>users.forEach</w:t>
+      </w:r>
+      <w:proofErr w:type="gramEnd"/>
+      <w:r>
+        <w:t>(u -&gt; {</w:t>
+      </w:r>
+    </w:p>
+    <w:p>
+      <w:r>
+        <w:t xml:space="preserve">    System.out.println(</w:t>
+      </w:r>
+      <w:proofErr w:type="gramStart"/>
+      <w:r>
+        <w:t>u.getUserName</w:t>
+      </w:r>
+      <w:proofErr w:type="gramEnd"/>
+      <w:r>
+        <w:t xml:space="preserve">() + " - " + </w:t>
+      </w:r>
+      <w:proofErr w:type="gramStart"/>
+      <w:r>
+        <w:t>u.getDepartmentName</w:t>
+      </w:r>
+      <w:proofErr w:type="gramEnd"/>
+      <w:r>
+        <w:t xml:space="preserve">() + " - " + </w:t>
+      </w:r>
+      <w:proofErr w:type="gramStart"/>
+      <w:r>
+        <w:t>u.getRoleName</w:t>
+      </w:r>
+      <w:proofErr w:type="gramEnd"/>
+      <w:r>
+        <w:t>()</w:t>
+      </w:r>
+      <w:proofErr w:type="gramStart"/>
+      <w:r>
+        <w:t>);</w:t>
+      </w:r>
+      <w:proofErr w:type="gramEnd"/>
+    </w:p>
+    <w:p>
+      <w:r>
+        <w:t>});</w:t>
+      </w:r>
+    </w:p>
+    <w:p>
+      <w:pPr>
+        <w:rPr>
+          <w:b/>
+          <w:bCs/>
+        </w:rPr>
+      </w:pPr>
+      <w:r>
+        <w:rPr>
+          <w:b/>
+          <w:bCs/>
+        </w:rPr>
         <w:lastRenderedPageBreak/>
-        <w:t>users.forEach</w:t>
-      </w:r>
-      <w:proofErr w:type="gramEnd"/>
-      <w:r>
-        <w:t>(u -&gt; {</w:t>
-      </w:r>
-    </w:p>
-    <w:p>
-      <w:r>
-        <w:t xml:space="preserve">    System.out.println(</w:t>
-      </w:r>
-      <w:proofErr w:type="gramStart"/>
-      <w:r>
-        <w:t>u.getUserName</w:t>
-      </w:r>
-      <w:proofErr w:type="gramEnd"/>
-      <w:r>
-        <w:t xml:space="preserve">() + " - " + </w:t>
-      </w:r>
-      <w:proofErr w:type="gramStart"/>
-      <w:r>
-        <w:t>u.getDepartmentName</w:t>
-      </w:r>
-      <w:proofErr w:type="gramEnd"/>
-      <w:r>
-        <w:t xml:space="preserve">() + " - " + </w:t>
-      </w:r>
-      <w:proofErr w:type="gramStart"/>
-      <w:r>
-        <w:t>u.getRoleName</w:t>
-      </w:r>
-      <w:proofErr w:type="gramEnd"/>
-      <w:r>
-        <w:t>()</w:t>
-      </w:r>
-      <w:proofErr w:type="gramStart"/>
-      <w:r>
-        <w:t>);</w:t>
-      </w:r>
-      <w:proofErr w:type="gramEnd"/>
-    </w:p>
-    <w:p>
-      <w:r>
-        <w:t>});</w:t>
-      </w:r>
-    </w:p>
-    <w:p>
-      <w:pPr>
-        <w:rPr>
-          <w:b/>
-          <w:bCs/>
-        </w:rPr>
-      </w:pPr>
-      <w:r>
-        <w:rPr>
-          <w:b/>
-          <w:bCs/>
-        </w:rPr>
         <w:t>3. Một số lưu ý</w:t>
       </w:r>
     </w:p>
